--- a/信息可视化/Output/教案/教案_首页.docx
+++ b/信息可视化/Output/教案/教案_首页.docx
@@ -1449,7 +1449,24 @@
                 <w:rFonts w:ascii="FangSong_GB2312" w:eastAsia="FangSong_GB2312" w:hAnsi="FangSong_GB2312" w:cs="FangSong_GB2312" w:hint="eastAsia"/>
                 <w:sz w:val="24"/>
               </w:rPr>
-              <w:t xml:space="preserve">Tamara Munzner.Visualization Analysis &amp; Design[M].CRC Press,2014.</w:t>
+              <w:t xml:space="preserve">(1)Tamara Munzner.Visualization Analysis &amp; Design[M].CRC Press,2014.</w:t>
+            </w:r>
+          </w:p>
+          <w:p>
+            <w:pPr>
+              <w:spacing w:line="400" w:lineRule="exact"/>
+              <w:jc w:val="left"/>
+              <w:rPr>
+                <w:rFonts w:ascii="FangSong_GB2312" w:eastAsia="FangSong_GB2312" w:hAnsi="FangSong_GB2312" w:cs="FangSong_GB2312"/>
+                <w:sz w:val="24"/>
+              </w:rPr>
+            </w:pPr>
+            <w:r>
+              <w:rPr>
+                <w:rFonts w:ascii="FangSong_GB2312" w:eastAsia="FangSong_GB2312" w:hAnsi="FangSong_GB2312" w:cs="FangSong_GB2312" w:hint="eastAsia"/>
+                <w:sz w:val="24"/>
+              </w:rPr>
+              <w:t xml:space="preserve">(2)Scott Murray.Interactive Data Visualization for the Web[M].O'Reilly Media, Inc.,2017.</w:t>
             </w:r>
           </w:p>
           <w:p>
@@ -2071,7 +2088,7 @@
                       <w:color w:val="FF0000"/>
                       <w:sz w:val="24"/>
                     </w:rPr>
-                    <w:t xml:space="preserve">1. 能够通过自然语言建模，灵活驱动 D3 或 ECharts 等高级框架进行复杂交互叙事的生成。</w:t>
+                    <w:t xml:space="preserve">1. 能够通过自然语言概念驱动，灵活指挥 AI 引擎运用 D3.js 框架进行复杂交互叙事的生成与视觉定制。</w:t>
                   </w:r>
                 </w:p>
               </w:tc>
@@ -3097,7 +3114,7 @@
                 <w:sz w:val="24"/>
                 <w:lang w:eastAsia="zh"/>
               </w:rPr>
-              <w:t xml:space="preserve">第4章  声明式生成</w:t>
+              <w:t xml:space="preserve">第4章  概念驱动创作</w:t>
             </w:r>
           </w:p>
         </w:tc>
@@ -3125,7 +3142,7 @@
               <w:rPr>
                 <w:rFonts w:hint="eastAsia"/>
               </w:rPr>
-              <w:t xml:space="preserve">4.1 驾驭复杂：高低阶框架的语言驱动策略</w:t>
+              <w:t xml:space="preserve">4.1 从画布到代码画布：用你已学的视觉语法驱动 AI 创作 D3 图表</w:t>
             </w:r>
           </w:p>
         </w:tc>
@@ -3433,7 +3450,7 @@
                 <w:sz w:val="24"/>
                 <w:lang w:eastAsia="zh"/>
               </w:rPr>
-              <w:t xml:space="preserve">第7章  综合项目启动</w:t>
+              <w:t xml:space="preserve">第7章  鉴赏与启航</w:t>
             </w:r>
           </w:p>
         </w:tc>
@@ -3461,7 +3478,7 @@
               <w:rPr>
                 <w:rFonts w:hint="eastAsia"/>
               </w:rPr>
-              <w:t xml:space="preserve">7.1 洞察与共鸣：从宏大议题到人文关怀的原型设计</w:t>
+              <w:t xml:space="preserve">7.1 站在巨人的肩膀上：经典作品鉴赏与嵌套模型原型推演</w:t>
             </w:r>
           </w:p>
         </w:tc>
